--- a/Data_Technician_Workbook_Week_2_June_2026.docx
+++ b/Data_Technician_Workbook_Week_2_June_2026.docx
@@ -1,6 +1,6 @@
 
 <file path=word/document.xml><?xml version="1.0" encoding="utf-8"?>
-<w:document xmlns:wpc="http://schemas.microsoft.com/office/word/2010/wordprocessingCanvas" xmlns:cx="http://schemas.microsoft.com/office/drawing/2014/chartex" xmlns:cx1="http://schemas.microsoft.com/office/drawing/2015/9/8/chartex" xmlns:cx2="http://schemas.microsoft.com/office/drawing/2015/10/21/chartex" xmlns:cx3="http://schemas.microsoft.com/office/drawing/2016/5/9/chartex" xmlns:cx4="http://schemas.microsoft.com/office/drawing/2016/5/10/chartex" xmlns:cx5="http://schemas.microsoft.com/office/drawing/2016/5/11/chartex" xmlns:cx6="http://schemas.microsoft.com/office/drawing/2016/5/12/chartex" xmlns:cx7="http://schemas.microsoft.com/office/drawing/2016/5/13/chartex" xmlns:cx8="http://schemas.microsoft.com/office/drawing/2016/5/14/chartex" xmlns:mc="http://schemas.openxmlformats.org/markup-compatibility/2006" xmlns:aink="http://schemas.microsoft.com/office/drawing/2016/ink" xmlns:am3d="http://schemas.microsoft.com/office/drawing/2017/model3d" xmlns:o="urn:schemas-microsoft-com:office:office" xmlns:oel="http://schemas.microsoft.com/office/2019/extlst" xmlns:r="http://schemas.openxmlformats.org/officeDocument/2006/relationships" xmlns:m="http://schemas.openxmlformats.org/officeDocument/2006/math" xmlns:v="urn:schemas-microsoft-com:vml" xmlns:wp14="http://schemas.microsoft.com/office/word/2010/wordprocessingDrawing" xmlns:wp="http://schemas.openxmlformats.org/drawingml/2006/wordprocessingDrawing" xmlns:w10="urn:schemas-microsoft-com:office:word" xmlns:w="http://schemas.openxmlformats.org/wordprocessingml/2006/main" xmlns:w14="http://schemas.microsoft.com/office/word/2010/wordml" xmlns:w15="http://schemas.microsoft.com/office/word/2012/wordml" xmlns:w16cex="http://schemas.microsoft.com/office/word/2018/wordml/cex" xmlns:w16cid="http://schemas.microsoft.com/office/word/2016/wordml/cid" xmlns:w16="http://schemas.microsoft.com/office/word/2018/wordml" xmlns:w16du="http://schemas.microsoft.com/office/word/2023/wordml/word16du" xmlns:w16sdtdh="http://schemas.microsoft.com/office/word/2020/wordml/sdtdatahash" xmlns:w16sdtfl="http://schemas.microsoft.com/office/word/2024/wordml/sdtformatlock" xmlns:w16se="http://schemas.microsoft.com/office/word/2015/wordml/symex" xmlns:wpg="http://schemas.microsoft.com/office/word/2010/wordprocessingGroup" xmlns:wpi="http://schemas.microsoft.com/office/word/2010/wordprocessingInk" xmlns:wne="http://schemas.microsoft.com/office/word/2006/wordml" xmlns:wps="http://schemas.microsoft.com/office/word/2010/wordprocessingShape" mc:Ignorable="w14 w15 w16se w16cid w16 w16cex w16sdtdh w16sdtfl w16du wp14">
+<w:document xmlns:wpc="http://schemas.microsoft.com/office/word/2010/wordprocessingCanvas" xmlns:cx="http://schemas.microsoft.com/office/drawing/2014/chartex" xmlns:cx1="http://schemas.microsoft.com/office/drawing/2015/9/8/chartex" xmlns:cx2="http://schemas.microsoft.com/office/drawing/2015/10/21/chartex" xmlns:cx3="http://schemas.microsoft.com/office/drawing/2016/5/9/chartex" xmlns:cx4="http://schemas.microsoft.com/office/drawing/2016/5/10/chartex" xmlns:cx5="http://schemas.microsoft.com/office/drawing/2016/5/11/chartex" xmlns:cx6="http://schemas.microsoft.com/office/drawing/2016/5/12/chartex" xmlns:cx7="http://schemas.microsoft.com/office/drawing/2016/5/13/chartex" xmlns:cx8="http://schemas.microsoft.com/office/drawing/2016/5/14/chartex" xmlns:mc="http://schemas.openxmlformats.org/markup-compatibility/2006" xmlns:aink="http://schemas.microsoft.com/office/drawing/2016/ink" xmlns:am3d="http://schemas.microsoft.com/office/drawing/2017/model3d" xmlns:o="urn:schemas-microsoft-com:office:office" xmlns:oel="http://schemas.microsoft.com/office/2019/extlst" xmlns:r="http://schemas.openxmlformats.org/officeDocument/2006/relationships" xmlns:m="http://schemas.openxmlformats.org/officeDocument/2006/math" xmlns:v="urn:schemas-microsoft-com:vml" xmlns:wp14="http://schemas.microsoft.com/office/word/2010/wordprocessingDrawing" xmlns:wp="http://schemas.openxmlformats.org/drawingml/2006/wordprocessingDrawing" xmlns:w10="urn:schemas-microsoft-com:office:word" xmlns:w="http://schemas.openxmlformats.org/wordprocessingml/2006/main" xmlns:w14="http://schemas.microsoft.com/office/word/2010/wordml" xmlns:w15="http://schemas.microsoft.com/office/word/2012/wordml" xmlns:w16cei="http://schemas.microsoft.com/office/word/2026/wordml/cei" xmlns:w16cex="http://schemas.microsoft.com/office/word/2018/wordml/cex" xmlns:w16cid="http://schemas.microsoft.com/office/word/2016/wordml/cid" xmlns:w16="http://schemas.microsoft.com/office/word/2018/wordml" xmlns:w16du="http://schemas.microsoft.com/office/word/2023/wordml/word16du" xmlns:w16sdtdh="http://schemas.microsoft.com/office/word/2020/wordml/sdtdatahash" xmlns:w16sdtfl="http://schemas.microsoft.com/office/word/2024/wordml/sdtformatlock" xmlns:w16se="http://schemas.microsoft.com/office/word/2015/wordml/symex" xmlns:wpg="http://schemas.microsoft.com/office/word/2010/wordprocessingGroup" xmlns:wpi="http://schemas.microsoft.com/office/word/2010/wordprocessingInk" xmlns:wne="http://schemas.microsoft.com/office/word/2006/wordml" xmlns:wps="http://schemas.microsoft.com/office/word/2010/wordprocessingShape" mc:Ignorable="w14 w15 w16se w16cid w16 w16cex w16sdtdh w16sdtfl w16du wp14">
   <w:body>
     <w:p>
       <w:pPr>
@@ -2442,7 +2442,7 @@
                 <w14:ligatures w14:val="standardContextual"/>
               </w:rPr>
               <w:drawing>
-                <wp:inline distT="0" distB="0" distL="0" distR="0" wp14:anchorId="2107F42F" wp14:editId="0199F214">
+                <wp:inline distT="0" distB="0" distL="0" distR="0" wp14:anchorId="2107F42F" wp14:editId="30A12F9D">
                   <wp:extent cx="6120130" cy="3212465"/>
                   <wp:effectExtent l="0" t="0" r="0" b="6985"/>
                   <wp:docPr id="459898166" name="Picture 2"/>
@@ -3043,7 +3043,7 @@
               </wp:anchor>
             </w:drawing>
           </mc:Choice>
-          <mc:Fallback xmlns:a="http://schemas.openxmlformats.org/drawingml/2006/main" xmlns:pic="http://schemas.openxmlformats.org/drawingml/2006/picture" xmlns:a14="http://schemas.microsoft.com/office/drawing/2010/main">
+          <mc:Fallback xmlns:a14="http://schemas.microsoft.com/office/drawing/2010/main" xmlns:pic="http://schemas.openxmlformats.org/drawingml/2006/picture" xmlns:a="http://schemas.openxmlformats.org/drawingml/2006/main">
             <w:pict>
               <v:group id="Group 3" style="position:absolute;margin-left:359.6pt;margin-top:23.8pt;width:140.5pt;height:88.5pt;z-index:251660288" coordsize="17841,11239" o:spid="_x0000_s1026" w14:anchorId="32E9C527" o:gfxdata="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">
                 <v:shapetype id="_x0000_t75" coordsize="21600,21600" filled="f" stroked="f" o:spt="75" o:preferrelative="t" path="m@4@5l@4@11@9@11@9@5xe">
@@ -4727,7 +4727,7 @@
                 <w14:ligatures w14:val="standardContextual"/>
               </w:rPr>
               <w:drawing>
-                <wp:inline distT="0" distB="0" distL="0" distR="0" wp14:anchorId="1B82353E" wp14:editId="1D7E20CA">
+                <wp:inline distT="0" distB="0" distL="0" distR="0" wp14:anchorId="1B82353E" wp14:editId="715A4F4D">
                   <wp:extent cx="6120130" cy="2613660"/>
                   <wp:effectExtent l="0" t="0" r="0" b="0"/>
                   <wp:docPr id="1461110915" name="Picture 3"/>
@@ -4801,7 +4801,7 @@
                 <w14:ligatures w14:val="standardContextual"/>
               </w:rPr>
               <w:drawing>
-                <wp:inline distT="0" distB="0" distL="0" distR="0" wp14:anchorId="2761ADA3" wp14:editId="65DE5560">
+                <wp:inline distT="0" distB="0" distL="0" distR="0" wp14:anchorId="2761ADA3" wp14:editId="655462AC">
                   <wp:extent cx="6120130" cy="2943225"/>
                   <wp:effectExtent l="0" t="0" r="0" b="9525"/>
                   <wp:docPr id="286637577" name="Picture 4"/>
@@ -5082,7 +5082,7 @@
                 <w14:ligatures w14:val="standardContextual"/>
               </w:rPr>
               <w:drawing>
-                <wp:inline distT="0" distB="0" distL="0" distR="0" wp14:anchorId="5E7725BE" wp14:editId="0B1CAB25">
+                <wp:inline distT="0" distB="0" distL="0" distR="0" wp14:anchorId="5E7725BE" wp14:editId="755BFF0C">
                   <wp:extent cx="6120130" cy="2931795"/>
                   <wp:effectExtent l="0" t="0" r="0" b="1905"/>
                   <wp:docPr id="1577127735" name="Picture 5"/>
@@ -5144,7 +5144,7 @@
                 <w14:ligatures w14:val="standardContextual"/>
               </w:rPr>
               <w:drawing>
-                <wp:inline distT="0" distB="0" distL="0" distR="0" wp14:anchorId="0A375944" wp14:editId="7F842216">
+                <wp:inline distT="0" distB="0" distL="0" distR="0" wp14:anchorId="0A375944" wp14:editId="5001EFDE">
                   <wp:extent cx="6120130" cy="2922270"/>
                   <wp:effectExtent l="0" t="0" r="0" b="0"/>
                   <wp:docPr id="880228497" name="Picture 6"/>
@@ -5218,7 +5218,7 @@
                 <w14:ligatures w14:val="standardContextual"/>
               </w:rPr>
               <w:drawing>
-                <wp:inline distT="0" distB="0" distL="0" distR="0" wp14:anchorId="3C9271C3" wp14:editId="6973189D">
+                <wp:inline distT="0" distB="0" distL="0" distR="0" wp14:anchorId="3C9271C3" wp14:editId="393C0E6B">
                   <wp:extent cx="6120130" cy="2919095"/>
                   <wp:effectExtent l="0" t="0" r="0" b="0"/>
                   <wp:docPr id="1559694402" name="Picture 7"/>
@@ -5333,6 +5333,18 @@
                 <w:szCs w:val="28"/>
               </w:rPr>
             </w:pPr>
+          </w:p>
+          <w:p>
+            <w:pPr>
+              <w:spacing w:after="160" w:line="259" w:lineRule="auto"/>
+              <w:cnfStyle w:val="000000000000" w:firstRow="0" w:lastRow="0" w:firstColumn="0" w:lastColumn="0" w:oddVBand="0" w:evenVBand="0" w:oddHBand="0" w:evenHBand="0" w:firstRowFirstColumn="0" w:firstRowLastColumn="0" w:lastRowFirstColumn="0" w:lastRowLastColumn="0"/>
+              <w:rPr>
+                <w:rStyle w:val="ANSWERS"/>
+                <w:rFonts w:asciiTheme="minorHAnsi" w:hAnsiTheme="minorHAnsi" w:cstheme="minorBidi"/>
+                <w:sz w:val="28"/>
+                <w:szCs w:val="28"/>
+              </w:rPr>
+            </w:pPr>
             <w:r>
               <w:rPr>
                 <w:rFonts w:asciiTheme="minorHAnsi" w:hAnsiTheme="minorHAnsi" w:cstheme="minorBidi"/>
@@ -5343,10 +5355,10 @@
               </w:rPr>
               <w:lastRenderedPageBreak/>
               <w:drawing>
-                <wp:inline distT="0" distB="0" distL="0" distR="0" wp14:anchorId="0E674F21" wp14:editId="08135A12">
-                  <wp:extent cx="6120130" cy="2943225"/>
-                  <wp:effectExtent l="0" t="0" r="0" b="9525"/>
-                  <wp:docPr id="513382767" name="Picture 13"/>
+                <wp:inline distT="0" distB="0" distL="0" distR="0" wp14:anchorId="593DF73B" wp14:editId="192B9D3E">
+                  <wp:extent cx="5128540" cy="2443480"/>
+                  <wp:effectExtent l="0" t="0" r="0" b="0"/>
+                  <wp:docPr id="1877689381" name="Picture 2"/>
                   <wp:cNvGraphicFramePr>
                     <a:graphicFrameLocks xmlns:a="http://schemas.openxmlformats.org/drawingml/2006/main" noChangeAspect="1"/>
                   </wp:cNvGraphicFramePr>
@@ -5354,11 +5366,11 @@
                     <a:graphicData uri="http://schemas.openxmlformats.org/drawingml/2006/picture">
                       <pic:pic xmlns:pic="http://schemas.openxmlformats.org/drawingml/2006/picture">
                         <pic:nvPicPr>
-                          <pic:cNvPr id="513382767" name="Picture 513382767"/>
+                          <pic:cNvPr id="1877689381" name="Picture 1877689381"/>
                           <pic:cNvPicPr/>
                         </pic:nvPicPr>
                         <pic:blipFill>
-                          <a:blip r:embed="rId30" cstate="print">
+                          <a:blip r:embed="rId36" cstate="print">
                             <a:extLst>
                               <a:ext uri="{28A0092B-C50C-407E-A947-70E740481C1C}">
                                 <a14:useLocalDpi xmlns:a14="http://schemas.microsoft.com/office/drawing/2010/main" val="0"/>
@@ -5372,7 +5384,7 @@
                         <pic:spPr>
                           <a:xfrm>
                             <a:off x="0" y="0"/>
-                            <a:ext cx="6120130" cy="2943225"/>
+                            <a:ext cx="5143573" cy="2450642"/>
                           </a:xfrm>
                           <a:prstGeom prst="rect">
                             <a:avLst/>
@@ -5409,18 +5421,6 @@
               </w:rPr>
             </w:pPr>
           </w:p>
-          <w:p>
-            <w:pPr>
-              <w:spacing w:after="160" w:line="259" w:lineRule="auto"/>
-              <w:cnfStyle w:val="000000000000" w:firstRow="0" w:lastRow="0" w:firstColumn="0" w:lastColumn="0" w:oddVBand="0" w:evenVBand="0" w:oddHBand="0" w:evenHBand="0" w:firstRowFirstColumn="0" w:firstRowLastColumn="0" w:lastRowFirstColumn="0" w:lastRowLastColumn="0"/>
-              <w:rPr>
-                <w:rStyle w:val="ANSWERS"/>
-                <w:rFonts w:asciiTheme="minorHAnsi" w:hAnsiTheme="minorHAnsi" w:cstheme="minorBidi"/>
-                <w:sz w:val="28"/>
-                <w:szCs w:val="28"/>
-              </w:rPr>
-            </w:pPr>
-          </w:p>
         </w:tc>
       </w:tr>
     </w:tbl>
@@ -5529,7 +5529,7 @@
       <w:r>
         <w:t xml:space="preserve">Visit </w:t>
       </w:r>
-      <w:hyperlink r:id="rId36" w:history="1">
+      <w:hyperlink r:id="rId37" w:history="1">
         <w:r>
           <w:rPr>
             <w:rStyle w:val="Hyperlink"/>
@@ -5674,7 +5674,7 @@
                           <pic:cNvPicPr/>
                         </pic:nvPicPr>
                         <pic:blipFill>
-                          <a:blip r:embed="rId37" cstate="print">
+                          <a:blip r:embed="rId38" cstate="print">
                             <a:extLst>
                               <a:ext uri="{28A0092B-C50C-407E-A947-70E740481C1C}">
                                 <a14:useLocalDpi xmlns:a14="http://schemas.microsoft.com/office/drawing/2010/main" val="0"/>
@@ -5722,7 +5722,7 @@
               </w:rPr>
               <w:lastRenderedPageBreak/>
               <w:drawing>
-                <wp:inline distT="0" distB="0" distL="0" distR="0" wp14:anchorId="2D1A9554" wp14:editId="070FE6BB">
+                <wp:inline distT="0" distB="0" distL="0" distR="0" wp14:anchorId="2D1A9554" wp14:editId="22D9D0CA">
                   <wp:extent cx="6120130" cy="2943225"/>
                   <wp:effectExtent l="0" t="0" r="0" b="9525"/>
                   <wp:docPr id="181904073" name="Picture 11"/>
@@ -6006,7 +6006,7 @@
           <w:szCs w:val="28"/>
         </w:rPr>
       </w:pPr>
-      <w:hyperlink r:id="rId38" w:history="1">
+      <w:hyperlink r:id="rId39" w:history="1">
         <w:r>
           <w:rPr>
             <w:rStyle w:val="Hyperlink"/>
@@ -6031,7 +6031,7 @@
           <w:szCs w:val="28"/>
         </w:rPr>
       </w:pPr>
-      <w:hyperlink r:id="rId39" w:history="1">
+      <w:hyperlink r:id="rId40" w:history="1">
         <w:r>
           <w:rPr>
             <w:rStyle w:val="Hyperlink"/>
@@ -6056,7 +6056,7 @@
           <w:szCs w:val="28"/>
         </w:rPr>
       </w:pPr>
-      <w:hyperlink r:id="rId40" w:history="1">
+      <w:hyperlink r:id="rId41" w:history="1">
         <w:r>
           <w:rPr>
             <w:rStyle w:val="Hyperlink"/>
@@ -6101,7 +6101,7 @@
           <w:szCs w:val="28"/>
         </w:rPr>
       </w:pPr>
-      <w:hyperlink r:id="rId41" w:history="1">
+      <w:hyperlink r:id="rId42" w:history="1">
         <w:r>
           <w:rPr>
             <w:rStyle w:val="Hyperlink"/>
@@ -6126,7 +6126,7 @@
           <w:szCs w:val="28"/>
         </w:rPr>
       </w:pPr>
-      <w:hyperlink r:id="rId42" w:history="1">
+      <w:hyperlink r:id="rId43" w:history="1">
         <w:r>
           <w:rPr>
             <w:rStyle w:val="Hyperlink"/>
@@ -6151,7 +6151,7 @@
           <w:szCs w:val="28"/>
         </w:rPr>
       </w:pPr>
-      <w:hyperlink r:id="rId43" w:history="1">
+      <w:hyperlink r:id="rId44" w:history="1">
         <w:r>
           <w:rPr>
             <w:rStyle w:val="Hyperlink"/>
@@ -6244,7 +6244,7 @@
           <w:szCs w:val="28"/>
         </w:rPr>
       </w:pPr>
-      <w:hyperlink r:id="rId44" w:history="1">
+      <w:hyperlink r:id="rId45" w:history="1">
         <w:r>
           <w:rPr>
             <w:rStyle w:val="Hyperlink"/>
@@ -6280,7 +6280,7 @@
           <w:szCs w:val="28"/>
         </w:rPr>
       </w:pPr>
-      <w:hyperlink r:id="rId45" w:history="1">
+      <w:hyperlink r:id="rId46" w:history="1">
         <w:r>
           <w:rPr>
             <w:rStyle w:val="Hyperlink"/>
@@ -6312,7 +6312,7 @@
       <w:pPr>
         <w:ind w:firstLine="207"/>
       </w:pPr>
-      <w:hyperlink r:id="rId46" w:history="1">
+      <w:hyperlink r:id="rId47" w:history="1">
         <w:r>
           <w:rPr>
             <w:rStyle w:val="Hyperlink"/>
@@ -6344,7 +6344,7 @@
           <w:szCs w:val="28"/>
         </w:rPr>
       </w:pPr>
-      <w:hyperlink r:id="rId47" w:history="1">
+      <w:hyperlink r:id="rId48" w:history="1">
         <w:r>
           <w:rPr>
             <w:rStyle w:val="Hyperlink"/>
@@ -6368,7 +6368,7 @@
       <w:pPr>
         <w:ind w:firstLine="207"/>
       </w:pPr>
-      <w:hyperlink r:id="rId48" w:history="1">
+      <w:hyperlink r:id="rId49" w:history="1">
         <w:r>
           <w:rPr>
             <w:rStyle w:val="Hyperlink"/>
@@ -6527,10 +6527,10 @@
     </w:p>
     <w:p/>
     <w:sectPr>
-      <w:headerReference w:type="default" r:id="rId49"/>
-      <w:footerReference w:type="even" r:id="rId50"/>
-      <w:footerReference w:type="default" r:id="rId51"/>
-      <w:headerReference w:type="first" r:id="rId52"/>
+      <w:headerReference w:type="default" r:id="rId50"/>
+      <w:footerReference w:type="even" r:id="rId51"/>
+      <w:footerReference w:type="default" r:id="rId52"/>
+      <w:headerReference w:type="first" r:id="rId53"/>
       <w:pgSz w:w="11906" w:h="16838"/>
       <w:pgMar w:top="1134" w:right="1134" w:bottom="992" w:left="1134" w:header="709" w:footer="522" w:gutter="0"/>
       <w:cols w:space="708"/>
@@ -6542,7 +6542,7 @@
 </file>
 
 <file path=word/endnotes.xml><?xml version="1.0" encoding="utf-8"?>
-<w:endnotes xmlns:wpc="http://schemas.microsoft.com/office/word/2010/wordprocessingCanvas" xmlns:cx="http://schemas.microsoft.com/office/drawing/2014/chartex" xmlns:cx1="http://schemas.microsoft.com/office/drawing/2015/9/8/chartex" xmlns:cx2="http://schemas.microsoft.com/office/drawing/2015/10/21/chartex" xmlns:cx3="http://schemas.microsoft.com/office/drawing/2016/5/9/chartex" xmlns:cx4="http://schemas.microsoft.com/office/drawing/2016/5/10/chartex" xmlns:cx5="http://schemas.microsoft.com/office/drawing/2016/5/11/chartex" xmlns:cx6="http://schemas.microsoft.com/office/drawing/2016/5/12/chartex" xmlns:cx7="http://schemas.microsoft.com/office/drawing/2016/5/13/chartex" xmlns:cx8="http://schemas.microsoft.com/office/drawing/2016/5/14/chartex" xmlns:mc="http://schemas.openxmlformats.org/markup-compatibility/2006" xmlns:aink="http://schemas.microsoft.com/office/drawing/2016/ink" xmlns:am3d="http://schemas.microsoft.com/office/drawing/2017/model3d" xmlns:o="urn:schemas-microsoft-com:office:office" xmlns:oel="http://schemas.microsoft.com/office/2019/extlst" xmlns:r="http://schemas.openxmlformats.org/officeDocument/2006/relationships" xmlns:m="http://schemas.openxmlformats.org/officeDocument/2006/math" xmlns:v="urn:schemas-microsoft-com:vml" xmlns:wp14="http://schemas.microsoft.com/office/word/2010/wordprocessingDrawing" xmlns:wp="http://schemas.openxmlformats.org/drawingml/2006/wordprocessingDrawing" xmlns:w10="urn:schemas-microsoft-com:office:word" xmlns:w="http://schemas.openxmlformats.org/wordprocessingml/2006/main" xmlns:w14="http://schemas.microsoft.com/office/word/2010/wordml" xmlns:w15="http://schemas.microsoft.com/office/word/2012/wordml" xmlns:w16cex="http://schemas.microsoft.com/office/word/2018/wordml/cex" xmlns:w16cid="http://schemas.microsoft.com/office/word/2016/wordml/cid" xmlns:w16="http://schemas.microsoft.com/office/word/2018/wordml" xmlns:w16du="http://schemas.microsoft.com/office/word/2023/wordml/word16du" xmlns:w16sdtdh="http://schemas.microsoft.com/office/word/2020/wordml/sdtdatahash" xmlns:w16sdtfl="http://schemas.microsoft.com/office/word/2024/wordml/sdtformatlock" xmlns:w16se="http://schemas.microsoft.com/office/word/2015/wordml/symex" xmlns:wpg="http://schemas.microsoft.com/office/word/2010/wordprocessingGroup" xmlns:wpi="http://schemas.microsoft.com/office/word/2010/wordprocessingInk" xmlns:wne="http://schemas.microsoft.com/office/word/2006/wordml" xmlns:wps="http://schemas.microsoft.com/office/word/2010/wordprocessingShape" mc:Ignorable="w14 w15 w16se w16cid w16 w16cex w16sdtdh w16sdtfl w16du wp14">
+<w:endnotes xmlns:wpc="http://schemas.microsoft.com/office/word/2010/wordprocessingCanvas" xmlns:cx="http://schemas.microsoft.com/office/drawing/2014/chartex" xmlns:cx1="http://schemas.microsoft.com/office/drawing/2015/9/8/chartex" xmlns:cx2="http://schemas.microsoft.com/office/drawing/2015/10/21/chartex" xmlns:cx3="http://schemas.microsoft.com/office/drawing/2016/5/9/chartex" xmlns:cx4="http://schemas.microsoft.com/office/drawing/2016/5/10/chartex" xmlns:cx5="http://schemas.microsoft.com/office/drawing/2016/5/11/chartex" xmlns:cx6="http://schemas.microsoft.com/office/drawing/2016/5/12/chartex" xmlns:cx7="http://schemas.microsoft.com/office/drawing/2016/5/13/chartex" xmlns:cx8="http://schemas.microsoft.com/office/drawing/2016/5/14/chartex" xmlns:mc="http://schemas.openxmlformats.org/markup-compatibility/2006" xmlns:aink="http://schemas.microsoft.com/office/drawing/2016/ink" xmlns:am3d="http://schemas.microsoft.com/office/drawing/2017/model3d" xmlns:o="urn:schemas-microsoft-com:office:office" xmlns:oel="http://schemas.microsoft.com/office/2019/extlst" xmlns:r="http://schemas.openxmlformats.org/officeDocument/2006/relationships" xmlns:m="http://schemas.openxmlformats.org/officeDocument/2006/math" xmlns:v="urn:schemas-microsoft-com:vml" xmlns:wp14="http://schemas.microsoft.com/office/word/2010/wordprocessingDrawing" xmlns:wp="http://schemas.openxmlformats.org/drawingml/2006/wordprocessingDrawing" xmlns:w10="urn:schemas-microsoft-com:office:word" xmlns:w="http://schemas.openxmlformats.org/wordprocessingml/2006/main" xmlns:w14="http://schemas.microsoft.com/office/word/2010/wordml" xmlns:w15="http://schemas.microsoft.com/office/word/2012/wordml" xmlns:w16cei="http://schemas.microsoft.com/office/word/2026/wordml/cei" xmlns:w16cex="http://schemas.microsoft.com/office/word/2018/wordml/cex" xmlns:w16cid="http://schemas.microsoft.com/office/word/2016/wordml/cid" xmlns:w16="http://schemas.microsoft.com/office/word/2018/wordml" xmlns:w16du="http://schemas.microsoft.com/office/word/2023/wordml/word16du" xmlns:w16sdtdh="http://schemas.microsoft.com/office/word/2020/wordml/sdtdatahash" xmlns:w16sdtfl="http://schemas.microsoft.com/office/word/2024/wordml/sdtformatlock" xmlns:w16se="http://schemas.microsoft.com/office/word/2015/wordml/symex" xmlns:wpg="http://schemas.microsoft.com/office/word/2010/wordprocessingGroup" xmlns:wpi="http://schemas.microsoft.com/office/word/2010/wordprocessingInk" xmlns:wne="http://schemas.microsoft.com/office/word/2006/wordml" xmlns:wps="http://schemas.microsoft.com/office/word/2010/wordprocessingShape" mc:Ignorable="w14 w15 w16se w16cid w16 w16cex w16sdtdh w16sdtfl w16du wp14">
   <w:endnote w:type="separator" w:id="-1">
     <w:p>
       <w:r>
@@ -6561,7 +6561,7 @@
 </file>
 
 <file path=word/footer1.xml><?xml version="1.0" encoding="utf-8"?>
-<w:ftr xmlns:wpc="http://schemas.microsoft.com/office/word/2010/wordprocessingCanvas" xmlns:cx="http://schemas.microsoft.com/office/drawing/2014/chartex" xmlns:cx1="http://schemas.microsoft.com/office/drawing/2015/9/8/chartex" xmlns:cx2="http://schemas.microsoft.com/office/drawing/2015/10/21/chartex" xmlns:cx3="http://schemas.microsoft.com/office/drawing/2016/5/9/chartex" xmlns:cx4="http://schemas.microsoft.com/office/drawing/2016/5/10/chartex" xmlns:cx5="http://schemas.microsoft.com/office/drawing/2016/5/11/chartex" xmlns:cx6="http://schemas.microsoft.com/office/drawing/2016/5/12/chartex" xmlns:cx7="http://schemas.microsoft.com/office/drawing/2016/5/13/chartex" xmlns:cx8="http://schemas.microsoft.com/office/drawing/2016/5/14/chartex" xmlns:mc="http://schemas.openxmlformats.org/markup-compatibility/2006" xmlns:aink="http://schemas.microsoft.com/office/drawing/2016/ink" xmlns:am3d="http://schemas.microsoft.com/office/drawing/2017/model3d" xmlns:o="urn:schemas-microsoft-com:office:office" xmlns:oel="http://schemas.microsoft.com/office/2019/extlst" xmlns:r="http://schemas.openxmlformats.org/officeDocument/2006/relationships" xmlns:m="http://schemas.openxmlformats.org/officeDocument/2006/math" xmlns:v="urn:schemas-microsoft-com:vml" xmlns:wp14="http://schemas.microsoft.com/office/word/2010/wordprocessingDrawing" xmlns:wp="http://schemas.openxmlformats.org/drawingml/2006/wordprocessingDrawing" xmlns:w10="urn:schemas-microsoft-com:office:word" xmlns:w="http://schemas.openxmlformats.org/wordprocessingml/2006/main" xmlns:w14="http://schemas.microsoft.com/office/word/2010/wordml" xmlns:w15="http://schemas.microsoft.com/office/word/2012/wordml" xmlns:w16cex="http://schemas.microsoft.com/office/word/2018/wordml/cex" xmlns:w16cid="http://schemas.microsoft.com/office/word/2016/wordml/cid" xmlns:w16="http://schemas.microsoft.com/office/word/2018/wordml" xmlns:w16du="http://schemas.microsoft.com/office/word/2023/wordml/word16du" xmlns:w16sdtdh="http://schemas.microsoft.com/office/word/2020/wordml/sdtdatahash" xmlns:w16sdtfl="http://schemas.microsoft.com/office/word/2024/wordml/sdtformatlock" xmlns:w16se="http://schemas.microsoft.com/office/word/2015/wordml/symex" xmlns:wpg="http://schemas.microsoft.com/office/word/2010/wordprocessingGroup" xmlns:wpi="http://schemas.microsoft.com/office/word/2010/wordprocessingInk" xmlns:wne="http://schemas.microsoft.com/office/word/2006/wordml" xmlns:wps="http://schemas.microsoft.com/office/word/2010/wordprocessingShape" mc:Ignorable="w14 w15 w16se w16cid w16 w16cex w16sdtdh w16sdtfl w16du wp14">
+<w:ftr xmlns:wpc="http://schemas.microsoft.com/office/word/2010/wordprocessingCanvas" xmlns:cx="http://schemas.microsoft.com/office/drawing/2014/chartex" xmlns:cx1="http://schemas.microsoft.com/office/drawing/2015/9/8/chartex" xmlns:cx2="http://schemas.microsoft.com/office/drawing/2015/10/21/chartex" xmlns:cx3="http://schemas.microsoft.com/office/drawing/2016/5/9/chartex" xmlns:cx4="http://schemas.microsoft.com/office/drawing/2016/5/10/chartex" xmlns:cx5="http://schemas.microsoft.com/office/drawing/2016/5/11/chartex" xmlns:cx6="http://schemas.microsoft.com/office/drawing/2016/5/12/chartex" xmlns:cx7="http://schemas.microsoft.com/office/drawing/2016/5/13/chartex" xmlns:cx8="http://schemas.microsoft.com/office/drawing/2016/5/14/chartex" xmlns:mc="http://schemas.openxmlformats.org/markup-compatibility/2006" xmlns:aink="http://schemas.microsoft.com/office/drawing/2016/ink" xmlns:am3d="http://schemas.microsoft.com/office/drawing/2017/model3d" xmlns:o="urn:schemas-microsoft-com:office:office" xmlns:oel="http://schemas.microsoft.com/office/2019/extlst" xmlns:r="http://schemas.openxmlformats.org/officeDocument/2006/relationships" xmlns:m="http://schemas.openxmlformats.org/officeDocument/2006/math" xmlns:v="urn:schemas-microsoft-com:vml" xmlns:wp14="http://schemas.microsoft.com/office/word/2010/wordprocessingDrawing" xmlns:wp="http://schemas.openxmlformats.org/drawingml/2006/wordprocessingDrawing" xmlns:w10="urn:schemas-microsoft-com:office:word" xmlns:w="http://schemas.openxmlformats.org/wordprocessingml/2006/main" xmlns:w14="http://schemas.microsoft.com/office/word/2010/wordml" xmlns:w15="http://schemas.microsoft.com/office/word/2012/wordml" xmlns:w16cei="http://schemas.microsoft.com/office/word/2026/wordml/cei" xmlns:w16cex="http://schemas.microsoft.com/office/word/2018/wordml/cex" xmlns:w16cid="http://schemas.microsoft.com/office/word/2016/wordml/cid" xmlns:w16="http://schemas.microsoft.com/office/word/2018/wordml" xmlns:w16du="http://schemas.microsoft.com/office/word/2023/wordml/word16du" xmlns:w16sdtdh="http://schemas.microsoft.com/office/word/2020/wordml/sdtdatahash" xmlns:w16sdtfl="http://schemas.microsoft.com/office/word/2024/wordml/sdtformatlock" xmlns:w16se="http://schemas.microsoft.com/office/word/2015/wordml/symex" xmlns:wpg="http://schemas.microsoft.com/office/word/2010/wordprocessingGroup" xmlns:wpi="http://schemas.microsoft.com/office/word/2010/wordprocessingInk" xmlns:wne="http://schemas.microsoft.com/office/word/2006/wordml" xmlns:wps="http://schemas.microsoft.com/office/word/2010/wordprocessingShape" mc:Ignorable="w14 w15 w16se w16cid w16 w16cex w16sdtdh w16sdtfl w16du wp14">
   <w:p>
     <w:pPr>
       <w:pStyle w:val="Footer"/>
@@ -6617,7 +6617,7 @@
 </file>
 
 <file path=word/footer2.xml><?xml version="1.0" encoding="utf-8"?>
-<w:ftr xmlns:wpc="http://schemas.microsoft.com/office/word/2010/wordprocessingCanvas" xmlns:cx="http://schemas.microsoft.com/office/drawing/2014/chartex" xmlns:cx1="http://schemas.microsoft.com/office/drawing/2015/9/8/chartex" xmlns:cx2="http://schemas.microsoft.com/office/drawing/2015/10/21/chartex" xmlns:cx3="http://schemas.microsoft.com/office/drawing/2016/5/9/chartex" xmlns:cx4="http://schemas.microsoft.com/office/drawing/2016/5/10/chartex" xmlns:cx5="http://schemas.microsoft.com/office/drawing/2016/5/11/chartex" xmlns:cx6="http://schemas.microsoft.com/office/drawing/2016/5/12/chartex" xmlns:cx7="http://schemas.microsoft.com/office/drawing/2016/5/13/chartex" xmlns:cx8="http://schemas.microsoft.com/office/drawing/2016/5/14/chartex" xmlns:mc="http://schemas.openxmlformats.org/markup-compatibility/2006" xmlns:aink="http://schemas.microsoft.com/office/drawing/2016/ink" xmlns:am3d="http://schemas.microsoft.com/office/drawing/2017/model3d" xmlns:o="urn:schemas-microsoft-com:office:office" xmlns:oel="http://schemas.microsoft.com/office/2019/extlst" xmlns:r="http://schemas.openxmlformats.org/officeDocument/2006/relationships" xmlns:m="http://schemas.openxmlformats.org/officeDocument/2006/math" xmlns:v="urn:schemas-microsoft-com:vml" xmlns:wp14="http://schemas.microsoft.com/office/word/2010/wordprocessingDrawing" xmlns:wp="http://schemas.openxmlformats.org/drawingml/2006/wordprocessingDrawing" xmlns:w10="urn:schemas-microsoft-com:office:word" xmlns:w="http://schemas.openxmlformats.org/wordprocessingml/2006/main" xmlns:w14="http://schemas.microsoft.com/office/word/2010/wordml" xmlns:w15="http://schemas.microsoft.com/office/word/2012/wordml" xmlns:w16cex="http://schemas.microsoft.com/office/word/2018/wordml/cex" xmlns:w16cid="http://schemas.microsoft.com/office/word/2016/wordml/cid" xmlns:w16="http://schemas.microsoft.com/office/word/2018/wordml" xmlns:w16du="http://schemas.microsoft.com/office/word/2023/wordml/word16du" xmlns:w16sdtdh="http://schemas.microsoft.com/office/word/2020/wordml/sdtdatahash" xmlns:w16sdtfl="http://schemas.microsoft.com/office/word/2024/wordml/sdtformatlock" xmlns:w16se="http://schemas.microsoft.com/office/word/2015/wordml/symex" xmlns:wpg="http://schemas.microsoft.com/office/word/2010/wordprocessingGroup" xmlns:wpi="http://schemas.microsoft.com/office/word/2010/wordprocessingInk" xmlns:wne="http://schemas.microsoft.com/office/word/2006/wordml" xmlns:wps="http://schemas.microsoft.com/office/word/2010/wordprocessingShape" mc:Ignorable="w14 w15 w16se w16cid w16 w16cex w16sdtdh w16sdtfl w16du wp14">
+<w:ftr xmlns:wpc="http://schemas.microsoft.com/office/word/2010/wordprocessingCanvas" xmlns:cx="http://schemas.microsoft.com/office/drawing/2014/chartex" xmlns:cx1="http://schemas.microsoft.com/office/drawing/2015/9/8/chartex" xmlns:cx2="http://schemas.microsoft.com/office/drawing/2015/10/21/chartex" xmlns:cx3="http://schemas.microsoft.com/office/drawing/2016/5/9/chartex" xmlns:cx4="http://schemas.microsoft.com/office/drawing/2016/5/10/chartex" xmlns:cx5="http://schemas.microsoft.com/office/drawing/2016/5/11/chartex" xmlns:cx6="http://schemas.microsoft.com/office/drawing/2016/5/12/chartex" xmlns:cx7="http://schemas.microsoft.com/office/drawing/2016/5/13/chartex" xmlns:cx8="http://schemas.microsoft.com/office/drawing/2016/5/14/chartex" xmlns:mc="http://schemas.openxmlformats.org/markup-compatibility/2006" xmlns:aink="http://schemas.microsoft.com/office/drawing/2016/ink" xmlns:am3d="http://schemas.microsoft.com/office/drawing/2017/model3d" xmlns:o="urn:schemas-microsoft-com:office:office" xmlns:oel="http://schemas.microsoft.com/office/2019/extlst" xmlns:r="http://schemas.openxmlformats.org/officeDocument/2006/relationships" xmlns:m="http://schemas.openxmlformats.org/officeDocument/2006/math" xmlns:v="urn:schemas-microsoft-com:vml" xmlns:wp14="http://schemas.microsoft.com/office/word/2010/wordprocessingDrawing" xmlns:wp="http://schemas.openxmlformats.org/drawingml/2006/wordprocessingDrawing" xmlns:w10="urn:schemas-microsoft-com:office:word" xmlns:w="http://schemas.openxmlformats.org/wordprocessingml/2006/main" xmlns:w14="http://schemas.microsoft.com/office/word/2010/wordml" xmlns:w15="http://schemas.microsoft.com/office/word/2012/wordml" xmlns:w16cei="http://schemas.microsoft.com/office/word/2026/wordml/cei" xmlns:w16cex="http://schemas.microsoft.com/office/word/2018/wordml/cex" xmlns:w16cid="http://schemas.microsoft.com/office/word/2016/wordml/cid" xmlns:w16="http://schemas.microsoft.com/office/word/2018/wordml" xmlns:w16du="http://schemas.microsoft.com/office/word/2023/wordml/word16du" xmlns:w16sdtdh="http://schemas.microsoft.com/office/word/2020/wordml/sdtdatahash" xmlns:w16sdtfl="http://schemas.microsoft.com/office/word/2024/wordml/sdtformatlock" xmlns:w16se="http://schemas.microsoft.com/office/word/2015/wordml/symex" xmlns:wpg="http://schemas.microsoft.com/office/word/2010/wordprocessingGroup" xmlns:wpi="http://schemas.microsoft.com/office/word/2010/wordprocessingInk" xmlns:wne="http://schemas.microsoft.com/office/word/2006/wordml" xmlns:wps="http://schemas.microsoft.com/office/word/2010/wordprocessingShape" mc:Ignorable="w14 w15 w16se w16cid w16 w16cex w16sdtdh w16sdtfl w16du wp14">
   <w:p>
     <w:pPr>
       <w:tabs>
@@ -6776,7 +6776,7 @@
 </file>
 
 <file path=word/footnotes.xml><?xml version="1.0" encoding="utf-8"?>
-<w:footnotes xmlns:wpc="http://schemas.microsoft.com/office/word/2010/wordprocessingCanvas" xmlns:cx="http://schemas.microsoft.com/office/drawing/2014/chartex" xmlns:cx1="http://schemas.microsoft.com/office/drawing/2015/9/8/chartex" xmlns:cx2="http://schemas.microsoft.com/office/drawing/2015/10/21/chartex" xmlns:cx3="http://schemas.microsoft.com/office/drawing/2016/5/9/chartex" xmlns:cx4="http://schemas.microsoft.com/office/drawing/2016/5/10/chartex" xmlns:cx5="http://schemas.microsoft.com/office/drawing/2016/5/11/chartex" xmlns:cx6="http://schemas.microsoft.com/office/drawing/2016/5/12/chartex" xmlns:cx7="http://schemas.microsoft.com/office/drawing/2016/5/13/chartex" xmlns:cx8="http://schemas.microsoft.com/office/drawing/2016/5/14/chartex" xmlns:mc="http://schemas.openxmlformats.org/markup-compatibility/2006" xmlns:aink="http://schemas.microsoft.com/office/drawing/2016/ink" xmlns:am3d="http://schemas.microsoft.com/office/drawing/2017/model3d" xmlns:o="urn:schemas-microsoft-com:office:office" xmlns:oel="http://schemas.microsoft.com/office/2019/extlst" xmlns:r="http://schemas.openxmlformats.org/officeDocument/2006/relationships" xmlns:m="http://schemas.openxmlformats.org/officeDocument/2006/math" xmlns:v="urn:schemas-microsoft-com:vml" xmlns:wp14="http://schemas.microsoft.com/office/word/2010/wordprocessingDrawing" xmlns:wp="http://schemas.openxmlformats.org/drawingml/2006/wordprocessingDrawing" xmlns:w10="urn:schemas-microsoft-com:office:word" xmlns:w="http://schemas.openxmlformats.org/wordprocessingml/2006/main" xmlns:w14="http://schemas.microsoft.com/office/word/2010/wordml" xmlns:w15="http://schemas.microsoft.com/office/word/2012/wordml" xmlns:w16cex="http://schemas.microsoft.com/office/word/2018/wordml/cex" xmlns:w16cid="http://schemas.microsoft.com/office/word/2016/wordml/cid" xmlns:w16="http://schemas.microsoft.com/office/word/2018/wordml" xmlns:w16du="http://schemas.microsoft.com/office/word/2023/wordml/word16du" xmlns:w16sdtdh="http://schemas.microsoft.com/office/word/2020/wordml/sdtdatahash" xmlns:w16sdtfl="http://schemas.microsoft.com/office/word/2024/wordml/sdtformatlock" xmlns:w16se="http://schemas.microsoft.com/office/word/2015/wordml/symex" xmlns:wpg="http://schemas.microsoft.com/office/word/2010/wordprocessingGroup" xmlns:wpi="http://schemas.microsoft.com/office/word/2010/wordprocessingInk" xmlns:wne="http://schemas.microsoft.com/office/word/2006/wordml" xmlns:wps="http://schemas.microsoft.com/office/word/2010/wordprocessingShape" mc:Ignorable="w14 w15 w16se w16cid w16 w16cex w16sdtdh w16sdtfl w16du wp14">
+<w:footnotes xmlns:wpc="http://schemas.microsoft.com/office/word/2010/wordprocessingCanvas" xmlns:cx="http://schemas.microsoft.com/office/drawing/2014/chartex" xmlns:cx1="http://schemas.microsoft.com/office/drawing/2015/9/8/chartex" xmlns:cx2="http://schemas.microsoft.com/office/drawing/2015/10/21/chartex" xmlns:cx3="http://schemas.microsoft.com/office/drawing/2016/5/9/chartex" xmlns:cx4="http://schemas.microsoft.com/office/drawing/2016/5/10/chartex" xmlns:cx5="http://schemas.microsoft.com/office/drawing/2016/5/11/chartex" xmlns:cx6="http://schemas.microsoft.com/office/drawing/2016/5/12/chartex" xmlns:cx7="http://schemas.microsoft.com/office/drawing/2016/5/13/chartex" xmlns:cx8="http://schemas.microsoft.com/office/drawing/2016/5/14/chartex" xmlns:mc="http://schemas.openxmlformats.org/markup-compatibility/2006" xmlns:aink="http://schemas.microsoft.com/office/drawing/2016/ink" xmlns:am3d="http://schemas.microsoft.com/office/drawing/2017/model3d" xmlns:o="urn:schemas-microsoft-com:office:office" xmlns:oel="http://schemas.microsoft.com/office/2019/extlst" xmlns:r="http://schemas.openxmlformats.org/officeDocument/2006/relationships" xmlns:m="http://schemas.openxmlformats.org/officeDocument/2006/math" xmlns:v="urn:schemas-microsoft-com:vml" xmlns:wp14="http://schemas.microsoft.com/office/word/2010/wordprocessingDrawing" xmlns:wp="http://schemas.openxmlformats.org/drawingml/2006/wordprocessingDrawing" xmlns:w10="urn:schemas-microsoft-com:office:word" xmlns:w="http://schemas.openxmlformats.org/wordprocessingml/2006/main" xmlns:w14="http://schemas.microsoft.com/office/word/2010/wordml" xmlns:w15="http://schemas.microsoft.com/office/word/2012/wordml" xmlns:w16cei="http://schemas.microsoft.com/office/word/2026/wordml/cei" xmlns:w16cex="http://schemas.microsoft.com/office/word/2018/wordml/cex" xmlns:w16cid="http://schemas.microsoft.com/office/word/2016/wordml/cid" xmlns:w16="http://schemas.microsoft.com/office/word/2018/wordml" xmlns:w16du="http://schemas.microsoft.com/office/word/2023/wordml/word16du" xmlns:w16sdtdh="http://schemas.microsoft.com/office/word/2020/wordml/sdtdatahash" xmlns:w16sdtfl="http://schemas.microsoft.com/office/word/2024/wordml/sdtformatlock" xmlns:w16se="http://schemas.microsoft.com/office/word/2015/wordml/symex" xmlns:wpg="http://schemas.microsoft.com/office/word/2010/wordprocessingGroup" xmlns:wpi="http://schemas.microsoft.com/office/word/2010/wordprocessingInk" xmlns:wne="http://schemas.microsoft.com/office/word/2006/wordml" xmlns:wps="http://schemas.microsoft.com/office/word/2010/wordprocessingShape" mc:Ignorable="w14 w15 w16se w16cid w16 w16cex w16sdtdh w16sdtfl w16du wp14">
   <w:footnote w:type="separator" w:id="-1">
     <w:p>
       <w:r>
@@ -6795,7 +6795,7 @@
 </file>
 
 <file path=word/header1.xml><?xml version="1.0" encoding="utf-8"?>
-<w:hdr xmlns:wpc="http://schemas.microsoft.com/office/word/2010/wordprocessingCanvas" xmlns:cx="http://schemas.microsoft.com/office/drawing/2014/chartex" xmlns:cx1="http://schemas.microsoft.com/office/drawing/2015/9/8/chartex" xmlns:cx2="http://schemas.microsoft.com/office/drawing/2015/10/21/chartex" xmlns:cx3="http://schemas.microsoft.com/office/drawing/2016/5/9/chartex" xmlns:cx4="http://schemas.microsoft.com/office/drawing/2016/5/10/chartex" xmlns:cx5="http://schemas.microsoft.com/office/drawing/2016/5/11/chartex" xmlns:cx6="http://schemas.microsoft.com/office/drawing/2016/5/12/chartex" xmlns:cx7="http://schemas.microsoft.com/office/drawing/2016/5/13/chartex" xmlns:cx8="http://schemas.microsoft.com/office/drawing/2016/5/14/chartex" xmlns:mc="http://schemas.openxmlformats.org/markup-compatibility/2006" xmlns:aink="http://schemas.microsoft.com/office/drawing/2016/ink" xmlns:am3d="http://schemas.microsoft.com/office/drawing/2017/model3d" xmlns:o="urn:schemas-microsoft-com:office:office" xmlns:oel="http://schemas.microsoft.com/office/2019/extlst" xmlns:r="http://schemas.openxmlformats.org/officeDocument/2006/relationships" xmlns:m="http://schemas.openxmlformats.org/officeDocument/2006/math" xmlns:v="urn:schemas-microsoft-com:vml" xmlns:wp14="http://schemas.microsoft.com/office/word/2010/wordprocessingDrawing" xmlns:wp="http://schemas.openxmlformats.org/drawingml/2006/wordprocessingDrawing" xmlns:w10="urn:schemas-microsoft-com:office:word" xmlns:w="http://schemas.openxmlformats.org/wordprocessingml/2006/main" xmlns:w14="http://schemas.microsoft.com/office/word/2010/wordml" xmlns:w15="http://schemas.microsoft.com/office/word/2012/wordml" xmlns:w16cex="http://schemas.microsoft.com/office/word/2018/wordml/cex" xmlns:w16cid="http://schemas.microsoft.com/office/word/2016/wordml/cid" xmlns:w16="http://schemas.microsoft.com/office/word/2018/wordml" xmlns:w16du="http://schemas.microsoft.com/office/word/2023/wordml/word16du" xmlns:w16sdtdh="http://schemas.microsoft.com/office/word/2020/wordml/sdtdatahash" xmlns:w16sdtfl="http://schemas.microsoft.com/office/word/2024/wordml/sdtformatlock" xmlns:w16se="http://schemas.microsoft.com/office/word/2015/wordml/symex" xmlns:wpg="http://schemas.microsoft.com/office/word/2010/wordprocessingGroup" xmlns:wpi="http://schemas.microsoft.com/office/word/2010/wordprocessingInk" xmlns:wne="http://schemas.microsoft.com/office/word/2006/wordml" xmlns:wps="http://schemas.microsoft.com/office/word/2010/wordprocessingShape" mc:Ignorable="w14 w15 w16se w16cid w16 w16cex w16sdtdh w16sdtfl w16du wp14">
+<w:hdr xmlns:wpc="http://schemas.microsoft.com/office/word/2010/wordprocessingCanvas" xmlns:cx="http://schemas.microsoft.com/office/drawing/2014/chartex" xmlns:cx1="http://schemas.microsoft.com/office/drawing/2015/9/8/chartex" xmlns:cx2="http://schemas.microsoft.com/office/drawing/2015/10/21/chartex" xmlns:cx3="http://schemas.microsoft.com/office/drawing/2016/5/9/chartex" xmlns:cx4="http://schemas.microsoft.com/office/drawing/2016/5/10/chartex" xmlns:cx5="http://schemas.microsoft.com/office/drawing/2016/5/11/chartex" xmlns:cx6="http://schemas.microsoft.com/office/drawing/2016/5/12/chartex" xmlns:cx7="http://schemas.microsoft.com/office/drawing/2016/5/13/chartex" xmlns:cx8="http://schemas.microsoft.com/office/drawing/2016/5/14/chartex" xmlns:mc="http://schemas.openxmlformats.org/markup-compatibility/2006" xmlns:aink="http://schemas.microsoft.com/office/drawing/2016/ink" xmlns:am3d="http://schemas.microsoft.com/office/drawing/2017/model3d" xmlns:o="urn:schemas-microsoft-com:office:office" xmlns:oel="http://schemas.microsoft.com/office/2019/extlst" xmlns:r="http://schemas.openxmlformats.org/officeDocument/2006/relationships" xmlns:m="http://schemas.openxmlformats.org/officeDocument/2006/math" xmlns:v="urn:schemas-microsoft-com:vml" xmlns:wp14="http://schemas.microsoft.com/office/word/2010/wordprocessingDrawing" xmlns:wp="http://schemas.openxmlformats.org/drawingml/2006/wordprocessingDrawing" xmlns:w10="urn:schemas-microsoft-com:office:word" xmlns:w="http://schemas.openxmlformats.org/wordprocessingml/2006/main" xmlns:w14="http://schemas.microsoft.com/office/word/2010/wordml" xmlns:w15="http://schemas.microsoft.com/office/word/2012/wordml" xmlns:w16cei="http://schemas.microsoft.com/office/word/2026/wordml/cei" xmlns:w16cex="http://schemas.microsoft.com/office/word/2018/wordml/cex" xmlns:w16cid="http://schemas.microsoft.com/office/word/2016/wordml/cid" xmlns:w16="http://schemas.microsoft.com/office/word/2018/wordml" xmlns:w16du="http://schemas.microsoft.com/office/word/2023/wordml/word16du" xmlns:w16sdtdh="http://schemas.microsoft.com/office/word/2020/wordml/sdtdatahash" xmlns:w16sdtfl="http://schemas.microsoft.com/office/word/2024/wordml/sdtformatlock" xmlns:w16se="http://schemas.microsoft.com/office/word/2015/wordml/symex" xmlns:wpg="http://schemas.microsoft.com/office/word/2010/wordprocessingGroup" xmlns:wpi="http://schemas.microsoft.com/office/word/2010/wordprocessingInk" xmlns:wne="http://schemas.microsoft.com/office/word/2006/wordml" xmlns:wps="http://schemas.microsoft.com/office/word/2010/wordprocessingShape" mc:Ignorable="w14 w15 w16se w16cid w16 w16cex w16sdtdh w16sdtfl w16du wp14">
   <w:p>
     <w:pPr>
       <w:pStyle w:val="Header"/>
@@ -6845,7 +6845,7 @@
 </file>
 
 <file path=word/header2.xml><?xml version="1.0" encoding="utf-8"?>
-<w:hdr xmlns:wpc="http://schemas.microsoft.com/office/word/2010/wordprocessingCanvas" xmlns:cx="http://schemas.microsoft.com/office/drawing/2014/chartex" xmlns:cx1="http://schemas.microsoft.com/office/drawing/2015/9/8/chartex" xmlns:cx2="http://schemas.microsoft.com/office/drawing/2015/10/21/chartex" xmlns:cx3="http://schemas.microsoft.com/office/drawing/2016/5/9/chartex" xmlns:cx4="http://schemas.microsoft.com/office/drawing/2016/5/10/chartex" xmlns:cx5="http://schemas.microsoft.com/office/drawing/2016/5/11/chartex" xmlns:cx6="http://schemas.microsoft.com/office/drawing/2016/5/12/chartex" xmlns:cx7="http://schemas.microsoft.com/office/drawing/2016/5/13/chartex" xmlns:cx8="http://schemas.microsoft.com/office/drawing/2016/5/14/chartex" xmlns:mc="http://schemas.openxmlformats.org/markup-compatibility/2006" xmlns:aink="http://schemas.microsoft.com/office/drawing/2016/ink" xmlns:am3d="http://schemas.microsoft.com/office/drawing/2017/model3d" xmlns:o="urn:schemas-microsoft-com:office:office" xmlns:oel="http://schemas.microsoft.com/office/2019/extlst" xmlns:r="http://schemas.openxmlformats.org/officeDocument/2006/relationships" xmlns:m="http://schemas.openxmlformats.org/officeDocument/2006/math" xmlns:v="urn:schemas-microsoft-com:vml" xmlns:wp14="http://schemas.microsoft.com/office/word/2010/wordprocessingDrawing" xmlns:wp="http://schemas.openxmlformats.org/drawingml/2006/wordprocessingDrawing" xmlns:w10="urn:schemas-microsoft-com:office:word" xmlns:w="http://schemas.openxmlformats.org/wordprocessingml/2006/main" xmlns:w14="http://schemas.microsoft.com/office/word/2010/wordml" xmlns:w15="http://schemas.microsoft.com/office/word/2012/wordml" xmlns:w16cex="http://schemas.microsoft.com/office/word/2018/wordml/cex" xmlns:w16cid="http://schemas.microsoft.com/office/word/2016/wordml/cid" xmlns:w16="http://schemas.microsoft.com/office/word/2018/wordml" xmlns:w16du="http://schemas.microsoft.com/office/word/2023/wordml/word16du" xmlns:w16sdtdh="http://schemas.microsoft.com/office/word/2020/wordml/sdtdatahash" xmlns:w16sdtfl="http://schemas.microsoft.com/office/word/2024/wordml/sdtformatlock" xmlns:w16se="http://schemas.microsoft.com/office/word/2015/wordml/symex" xmlns:wpg="http://schemas.microsoft.com/office/word/2010/wordprocessingGroup" xmlns:wpi="http://schemas.microsoft.com/office/word/2010/wordprocessingInk" xmlns:wne="http://schemas.microsoft.com/office/word/2006/wordml" xmlns:wps="http://schemas.microsoft.com/office/word/2010/wordprocessingShape" mc:Ignorable="w14 w15 w16se w16cid w16 w16cex w16sdtdh w16sdtfl w16du wp14">
+<w:hdr xmlns:wpc="http://schemas.microsoft.com/office/word/2010/wordprocessingCanvas" xmlns:cx="http://schemas.microsoft.com/office/drawing/2014/chartex" xmlns:cx1="http://schemas.microsoft.com/office/drawing/2015/9/8/chartex" xmlns:cx2="http://schemas.microsoft.com/office/drawing/2015/10/21/chartex" xmlns:cx3="http://schemas.microsoft.com/office/drawing/2016/5/9/chartex" xmlns:cx4="http://schemas.microsoft.com/office/drawing/2016/5/10/chartex" xmlns:cx5="http://schemas.microsoft.com/office/drawing/2016/5/11/chartex" xmlns:cx6="http://schemas.microsoft.com/office/drawing/2016/5/12/chartex" xmlns:cx7="http://schemas.microsoft.com/office/drawing/2016/5/13/chartex" xmlns:cx8="http://schemas.microsoft.com/office/drawing/2016/5/14/chartex" xmlns:mc="http://schemas.openxmlformats.org/markup-compatibility/2006" xmlns:aink="http://schemas.microsoft.com/office/drawing/2016/ink" xmlns:am3d="http://schemas.microsoft.com/office/drawing/2017/model3d" xmlns:o="urn:schemas-microsoft-com:office:office" xmlns:oel="http://schemas.microsoft.com/office/2019/extlst" xmlns:r="http://schemas.openxmlformats.org/officeDocument/2006/relationships" xmlns:m="http://schemas.openxmlformats.org/officeDocument/2006/math" xmlns:v="urn:schemas-microsoft-com:vml" xmlns:wp14="http://schemas.microsoft.com/office/word/2010/wordprocessingDrawing" xmlns:wp="http://schemas.openxmlformats.org/drawingml/2006/wordprocessingDrawing" xmlns:w10="urn:schemas-microsoft-com:office:word" xmlns:w="http://schemas.openxmlformats.org/wordprocessingml/2006/main" xmlns:w14="http://schemas.microsoft.com/office/word/2010/wordml" xmlns:w15="http://schemas.microsoft.com/office/word/2012/wordml" xmlns:w16cei="http://schemas.microsoft.com/office/word/2026/wordml/cei" xmlns:w16cex="http://schemas.microsoft.com/office/word/2018/wordml/cex" xmlns:w16cid="http://schemas.microsoft.com/office/word/2016/wordml/cid" xmlns:w16="http://schemas.microsoft.com/office/word/2018/wordml" xmlns:w16du="http://schemas.microsoft.com/office/word/2023/wordml/word16du" xmlns:w16sdtdh="http://schemas.microsoft.com/office/word/2020/wordml/sdtdatahash" xmlns:w16sdtfl="http://schemas.microsoft.com/office/word/2024/wordml/sdtformatlock" xmlns:w16se="http://schemas.microsoft.com/office/word/2015/wordml/symex" xmlns:wpg="http://schemas.microsoft.com/office/word/2010/wordprocessingGroup" xmlns:wpi="http://schemas.microsoft.com/office/word/2010/wordprocessingInk" xmlns:wne="http://schemas.microsoft.com/office/word/2006/wordml" xmlns:wps="http://schemas.microsoft.com/office/word/2010/wordprocessingShape" mc:Ignorable="w14 w15 w16se w16cid w16 w16cex w16sdtdh w16sdtfl w16du wp14">
   <w:p>
     <w:pPr>
       <w:pStyle w:val="Header"/>
@@ -6895,7 +6895,7 @@
 </file>
 
 <file path=word/numbering.xml><?xml version="1.0" encoding="utf-8"?>
-<w:numbering xmlns:wpc="http://schemas.microsoft.com/office/word/2010/wordprocessingCanvas" xmlns:cx="http://schemas.microsoft.com/office/drawing/2014/chartex" xmlns:cx1="http://schemas.microsoft.com/office/drawing/2015/9/8/chartex" xmlns:cx2="http://schemas.microsoft.com/office/drawing/2015/10/21/chartex" xmlns:cx3="http://schemas.microsoft.com/office/drawing/2016/5/9/chartex" xmlns:cx4="http://schemas.microsoft.com/office/drawing/2016/5/10/chartex" xmlns:cx5="http://schemas.microsoft.com/office/drawing/2016/5/11/chartex" xmlns:cx6="http://schemas.microsoft.com/office/drawing/2016/5/12/chartex" xmlns:cx7="http://schemas.microsoft.com/office/drawing/2016/5/13/chartex" xmlns:cx8="http://schemas.microsoft.com/office/drawing/2016/5/14/chartex" xmlns:mc="http://schemas.openxmlformats.org/markup-compatibility/2006" xmlns:aink="http://schemas.microsoft.com/office/drawing/2016/ink" xmlns:am3d="http://schemas.microsoft.com/office/drawing/2017/model3d" xmlns:o="urn:schemas-microsoft-com:office:office" xmlns:oel="http://schemas.microsoft.com/office/2019/extlst" xmlns:r="http://schemas.openxmlformats.org/officeDocument/2006/relationships" xmlns:m="http://schemas.openxmlformats.org/officeDocument/2006/math" xmlns:v="urn:schemas-microsoft-com:vml" xmlns:wp14="http://schemas.microsoft.com/office/word/2010/wordprocessingDrawing" xmlns:wp="http://schemas.openxmlformats.org/drawingml/2006/wordprocessingDrawing" xmlns:w10="urn:schemas-microsoft-com:office:word" xmlns:w="http://schemas.openxmlformats.org/wordprocessingml/2006/main" xmlns:w14="http://schemas.microsoft.com/office/word/2010/wordml" xmlns:w15="http://schemas.microsoft.com/office/word/2012/wordml" xmlns:w16cex="http://schemas.microsoft.com/office/word/2018/wordml/cex" xmlns:w16cid="http://schemas.microsoft.com/office/word/2016/wordml/cid" xmlns:w16="http://schemas.microsoft.com/office/word/2018/wordml" xmlns:w16du="http://schemas.microsoft.com/office/word/2023/wordml/word16du" xmlns:w16sdtdh="http://schemas.microsoft.com/office/word/2020/wordml/sdtdatahash" xmlns:w16sdtfl="http://schemas.microsoft.com/office/word/2024/wordml/sdtformatlock" xmlns:w16se="http://schemas.microsoft.com/office/word/2015/wordml/symex" xmlns:wpg="http://schemas.microsoft.com/office/word/2010/wordprocessingGroup" xmlns:wpi="http://schemas.microsoft.com/office/word/2010/wordprocessingInk" xmlns:wne="http://schemas.microsoft.com/office/word/2006/wordml" xmlns:wps="http://schemas.microsoft.com/office/word/2010/wordprocessingShape" mc:Ignorable="w14 w15 w16se w16cid w16 w16cex w16sdtdh w16sdtfl w16du wp14">
+<w:numbering xmlns:wpc="http://schemas.microsoft.com/office/word/2010/wordprocessingCanvas" xmlns:cx="http://schemas.microsoft.com/office/drawing/2014/chartex" xmlns:cx1="http://schemas.microsoft.com/office/drawing/2015/9/8/chartex" xmlns:cx2="http://schemas.microsoft.com/office/drawing/2015/10/21/chartex" xmlns:cx3="http://schemas.microsoft.com/office/drawing/2016/5/9/chartex" xmlns:cx4="http://schemas.microsoft.com/office/drawing/2016/5/10/chartex" xmlns:cx5="http://schemas.microsoft.com/office/drawing/2016/5/11/chartex" xmlns:cx6="http://schemas.microsoft.com/office/drawing/2016/5/12/chartex" xmlns:cx7="http://schemas.microsoft.com/office/drawing/2016/5/13/chartex" xmlns:cx8="http://schemas.microsoft.com/office/drawing/2016/5/14/chartex" xmlns:mc="http://schemas.openxmlformats.org/markup-compatibility/2006" xmlns:aink="http://schemas.microsoft.com/office/drawing/2016/ink" xmlns:am3d="http://schemas.microsoft.com/office/drawing/2017/model3d" xmlns:o="urn:schemas-microsoft-com:office:office" xmlns:oel="http://schemas.microsoft.com/office/2019/extlst" xmlns:r="http://schemas.openxmlformats.org/officeDocument/2006/relationships" xmlns:m="http://schemas.openxmlformats.org/officeDocument/2006/math" xmlns:v="urn:schemas-microsoft-com:vml" xmlns:wp14="http://schemas.microsoft.com/office/word/2010/wordprocessingDrawing" xmlns:wp="http://schemas.openxmlformats.org/drawingml/2006/wordprocessingDrawing" xmlns:w10="urn:schemas-microsoft-com:office:word" xmlns:w="http://schemas.openxmlformats.org/wordprocessingml/2006/main" xmlns:w14="http://schemas.microsoft.com/office/word/2010/wordml" xmlns:w15="http://schemas.microsoft.com/office/word/2012/wordml" xmlns:w16cei="http://schemas.microsoft.com/office/word/2026/wordml/cei" xmlns:w16cex="http://schemas.microsoft.com/office/word/2018/wordml/cex" xmlns:w16cid="http://schemas.microsoft.com/office/word/2016/wordml/cid" xmlns:w16="http://schemas.microsoft.com/office/word/2018/wordml" xmlns:w16du="http://schemas.microsoft.com/office/word/2023/wordml/word16du" xmlns:w16sdtdh="http://schemas.microsoft.com/office/word/2020/wordml/sdtdatahash" xmlns:w16sdtfl="http://schemas.microsoft.com/office/word/2024/wordml/sdtformatlock" xmlns:w16se="http://schemas.microsoft.com/office/word/2015/wordml/symex" xmlns:wpg="http://schemas.microsoft.com/office/word/2010/wordprocessingGroup" xmlns:wpi="http://schemas.microsoft.com/office/word/2010/wordprocessingInk" xmlns:wne="http://schemas.microsoft.com/office/word/2006/wordml" xmlns:wps="http://schemas.microsoft.com/office/word/2010/wordprocessingShape" mc:Ignorable="w14 w15 w16se w16cid w16 w16cex w16sdtdh w16sdtfl w16du wp14">
   <w:abstractNum w:abstractNumId="0" w15:restartNumberingAfterBreak="0">
     <w:nsid w:val="01EA0B2E"/>
     <w:multiLevelType w:val="hybridMultilevel"/>
@@ -9378,6 +9378,27 @@
 </file>
 
 <file path=customXml/item1.xml><?xml version="1.0" encoding="utf-8"?>
+<?mso-contentType ?>
+<FormTemplates xmlns="http://schemas.microsoft.com/sharepoint/v3/contenttype/forms">
+  <Display>DocumentLibraryForm</Display>
+  <Edit>DocumentLibraryForm</Edit>
+  <New>DocumentLibraryForm</New>
+</FormTemplates>
+</file>
+
+<file path=customXml/item2.xml><?xml version="1.0" encoding="utf-8"?>
+<p:properties xmlns:p="http://schemas.microsoft.com/office/2006/metadata/properties" xmlns:xsi="http://www.w3.org/2001/XMLSchema-instance" xmlns:pc="http://schemas.microsoft.com/office/infopath/2007/PartnerControls">
+  <documentManagement>
+    <ReferenceId xmlns="3b78ce00-93f6-404a-9cf0-22e9b5372a88" xsi:nil="true"/>
+    <lcf76f155ced4ddcb4097134ff3c332f xmlns="3b78ce00-93f6-404a-9cf0-22e9b5372a88">
+      <Terms xmlns="http://schemas.microsoft.com/office/infopath/2007/PartnerControls"/>
+    </lcf76f155ced4ddcb4097134ff3c332f>
+    <TaxCatchAll xmlns="b083506d-6977-47cd-82b9-1604811a4127" xsi:nil="true"/>
+  </documentManagement>
+</p:properties>
+</file>
+
+<file path=customXml/item3.xml><?xml version="1.0" encoding="utf-8"?>
 <ct:contentTypeSchema xmlns:ct="http://schemas.microsoft.com/office/2006/metadata/contentType" xmlns:ma="http://schemas.microsoft.com/office/2006/metadata/properties/metaAttributes" ct:_="" ma:_="" ma:contentTypeName="Document" ma:contentTypeID="0x010100A6512B8FDC75364BA61D4BA65F63101B" ma:contentTypeVersion="11" ma:contentTypeDescription="Create a new document." ma:contentTypeScope="" ma:versionID="29ed24c770aec12a7c07f35690eb6dd5">
   <xsd:schema xmlns:xsd="http://www.w3.org/2001/XMLSchema" xmlns:xs="http://www.w3.org/2001/XMLSchema" xmlns:p="http://schemas.microsoft.com/office/2006/metadata/properties" xmlns:ns2="3b78ce00-93f6-404a-9cf0-22e9b5372a88" xmlns:ns3="b083506d-6977-47cd-82b9-1604811a4127" targetNamespace="http://schemas.microsoft.com/office/2006/metadata/properties" ma:root="true" ma:fieldsID="2f84c57d8b012f716444074bf48dc70f" ns2:_="" ns3:_="">
     <xsd:import namespace="3b78ce00-93f6-404a-9cf0-22e9b5372a88"/>
@@ -9572,28 +9593,26 @@
 </ct:contentTypeSchema>
 </file>
 
-<file path=customXml/item2.xml><?xml version="1.0" encoding="utf-8"?>
-<?mso-contentType ?>
-<FormTemplates xmlns="http://schemas.microsoft.com/sharepoint/v3/contenttype/forms">
-  <Display>DocumentLibraryForm</Display>
-  <Edit>DocumentLibraryForm</Edit>
-  <New>DocumentLibraryForm</New>
-</FormTemplates>
+<file path=customXml/itemProps1.xml><?xml version="1.0" encoding="utf-8"?>
+<ds:datastoreItem xmlns:ds="http://schemas.openxmlformats.org/officeDocument/2006/customXml" ds:itemID="{AB1C2B93-E65F-4ED4-9B0D-424F7C5516A7}">
+  <ds:schemaRefs>
+    <ds:schemaRef ds:uri="http://schemas.microsoft.com/sharepoint/v3/contenttype/forms"/>
+  </ds:schemaRefs>
+</ds:datastoreItem>
 </file>
 
-<file path=customXml/item3.xml><?xml version="1.0" encoding="utf-8"?>
-<p:properties xmlns:p="http://schemas.microsoft.com/office/2006/metadata/properties" xmlns:xsi="http://www.w3.org/2001/XMLSchema-instance" xmlns:pc="http://schemas.microsoft.com/office/infopath/2007/PartnerControls">
-  <documentManagement>
-    <ReferenceId xmlns="3b78ce00-93f6-404a-9cf0-22e9b5372a88" xsi:nil="true"/>
-    <lcf76f155ced4ddcb4097134ff3c332f xmlns="3b78ce00-93f6-404a-9cf0-22e9b5372a88">
-      <Terms xmlns="http://schemas.microsoft.com/office/infopath/2007/PartnerControls"/>
-    </lcf76f155ced4ddcb4097134ff3c332f>
-    <TaxCatchAll xmlns="b083506d-6977-47cd-82b9-1604811a4127" xsi:nil="true"/>
-  </documentManagement>
-</p:properties>
+<file path=customXml/itemProps2.xml><?xml version="1.0" encoding="utf-8"?>
+<ds:datastoreItem xmlns:ds="http://schemas.openxmlformats.org/officeDocument/2006/customXml" ds:itemID="{7B5A8D77-C338-4AE4-8727-69FD669D1C29}">
+  <ds:schemaRefs>
+    <ds:schemaRef ds:uri="http://schemas.microsoft.com/office/2006/metadata/properties"/>
+    <ds:schemaRef ds:uri="http://schemas.microsoft.com/office/infopath/2007/PartnerControls"/>
+    <ds:schemaRef ds:uri="3b78ce00-93f6-404a-9cf0-22e9b5372a88"/>
+    <ds:schemaRef ds:uri="b083506d-6977-47cd-82b9-1604811a4127"/>
+  </ds:schemaRefs>
+</ds:datastoreItem>
 </file>
 
-<file path=customXml/itemProps1.xml><?xml version="1.0" encoding="utf-8"?>
+<file path=customXml/itemProps3.xml><?xml version="1.0" encoding="utf-8"?>
 <ds:datastoreItem xmlns:ds="http://schemas.openxmlformats.org/officeDocument/2006/customXml" ds:itemID="{26915C85-FC1A-4981-945D-7728CB0FAF51}">
   <ds:schemaRefs>
     <ds:schemaRef ds:uri="http://schemas.microsoft.com/office/2006/metadata/contentType"/>
@@ -9612,25 +9631,6 @@
 </ds:datastoreItem>
 </file>
 
-<file path=customXml/itemProps2.xml><?xml version="1.0" encoding="utf-8"?>
-<ds:datastoreItem xmlns:ds="http://schemas.openxmlformats.org/officeDocument/2006/customXml" ds:itemID="{AB1C2B93-E65F-4ED4-9B0D-424F7C5516A7}">
-  <ds:schemaRefs>
-    <ds:schemaRef ds:uri="http://schemas.microsoft.com/sharepoint/v3/contenttype/forms"/>
-  </ds:schemaRefs>
-</ds:datastoreItem>
-</file>
-
-<file path=customXml/itemProps3.xml><?xml version="1.0" encoding="utf-8"?>
-<ds:datastoreItem xmlns:ds="http://schemas.openxmlformats.org/officeDocument/2006/customXml" ds:itemID="{7B5A8D77-C338-4AE4-8727-69FD669D1C29}">
-  <ds:schemaRefs>
-    <ds:schemaRef ds:uri="http://schemas.microsoft.com/office/2006/metadata/properties"/>
-    <ds:schemaRef ds:uri="http://schemas.microsoft.com/office/infopath/2007/PartnerControls"/>
-    <ds:schemaRef ds:uri="3b78ce00-93f6-404a-9cf0-22e9b5372a88"/>
-    <ds:schemaRef ds:uri="b083506d-6977-47cd-82b9-1604811a4127"/>
-  </ds:schemaRefs>
-</ds:datastoreItem>
-</file>
-
 <file path=docMetadata/LabelInfo.xml><?xml version="1.0" encoding="utf-8"?>
 <clbl:labelList xmlns:clbl="http://schemas.microsoft.com/office/2020/mipLabelMetadata">
   <clbl:label id="{3ea7c128-c601-4479-a003-e14d00c0b5cb}" enabled="0" method="" siteId="{3ea7c128-c601-4479-a003-e14d00c0b5cb}" removed="1"/>
